--- a/Meeting Minutes/Advisor meetings/Bryce/6 14-09 Bryce meeting.docx
+++ b/Meeting Minutes/Advisor meetings/Bryce/6 14-09 Bryce meeting.docx
@@ -1283,6 +1283,12 @@
               </w:rPr>
               <w:t xml:space="preserve">MEETING NOTES: </w:t>
             </w:r>
+            <w:r>
+              <w:rPr>
+                <w:b/>
+              </w:rPr>
+              <w:t>Bryce 14/09/26</w:t>
+            </w:r>
           </w:p>
         </w:tc>
       </w:tr>
@@ -1310,7 +1316,37 @@
               <w:rPr>
                 <w:bCs/>
               </w:rPr>
-              <w:t>0900 Greetings</w:t>
+              <w:t>0</w:t>
+            </w:r>
+            <w:r>
+              <w:rPr>
+                <w:bCs/>
+              </w:rPr>
+              <w:t>8</w:t>
+            </w:r>
+            <w:r>
+              <w:rPr>
+                <w:bCs/>
+              </w:rPr>
+              <w:t>00 Greetings</w:t>
+            </w:r>
+            <w:r>
+              <w:rPr>
+                <w:bCs/>
+              </w:rPr>
+              <w:t xml:space="preserve">, </w:t>
+            </w:r>
+            <w:r>
+              <w:rPr>
+                <w:bCs/>
+              </w:rPr>
+              <w:t xml:space="preserve">life </w:t>
+            </w:r>
+            <w:r>
+              <w:rPr>
+                <w:bCs/>
+              </w:rPr>
+              <w:t>updates</w:t>
             </w:r>
           </w:p>
           <w:p>
@@ -1323,13 +1359,57 @@
               <w:rPr>
                 <w:bCs/>
               </w:rPr>
-              <w:t xml:space="preserve">0905 </w:t>
-            </w:r>
-            <w:r>
-              <w:rPr>
-                <w:bCs/>
-              </w:rPr>
-              <w:t xml:space="preserve">Going through the presentation. </w:t>
+              <w:t>0</w:t>
+            </w:r>
+            <w:r>
+              <w:rPr>
+                <w:bCs/>
+              </w:rPr>
+              <w:t>82</w:t>
+            </w:r>
+            <w:r>
+              <w:rPr>
+                <w:bCs/>
+              </w:rPr>
+              <w:t xml:space="preserve">5 </w:t>
+            </w:r>
+            <w:proofErr w:type="gramStart"/>
+            <w:r>
+              <w:rPr>
+                <w:bCs/>
+              </w:rPr>
+              <w:t>Starting g</w:t>
+            </w:r>
+            <w:r>
+              <w:rPr>
+                <w:bCs/>
+              </w:rPr>
+              <w:t>oing</w:t>
+            </w:r>
+            <w:proofErr w:type="gramEnd"/>
+            <w:r>
+              <w:rPr>
+                <w:bCs/>
+              </w:rPr>
+              <w:t xml:space="preserve"> through the presentation</w:t>
+            </w:r>
+            <w:r>
+              <w:rPr>
+                <w:bCs/>
+              </w:rPr>
+              <w:t xml:space="preserve"> slides, what we have already</w:t>
+            </w:r>
+            <w:r>
+              <w:rPr>
+                <w:bCs/>
+              </w:rPr>
+              <w:t>.</w:t>
+            </w:r>
+            <w:r>
+              <w:rPr>
+                <w:bCs/>
+              </w:rPr>
+              <w:t xml:space="preserve"> </w:t>
             </w:r>
           </w:p>
           <w:p>
@@ -1342,13 +1422,105 @@
               <w:rPr>
                 <w:bCs/>
               </w:rPr>
+              <w:t xml:space="preserve">0835 Matt showing Bryce the </w:t>
+            </w:r>
+            <w:r>
+              <w:rPr>
+                <w:bCs/>
+              </w:rPr>
+              <w:t>AI demonstration</w:t>
+            </w:r>
+          </w:p>
+          <w:p>
+            <w:pPr>
+              <w:rPr>
+                <w:bCs/>
+              </w:rPr>
+            </w:pPr>
+            <w:r>
+              <w:rPr>
+                <w:bCs/>
+              </w:rPr>
+              <w:t xml:space="preserve">0845 </w:t>
+            </w:r>
+            <w:r>
+              <w:rPr>
+                <w:bCs/>
+              </w:rPr>
+              <w:t>Bryce giving us advice and refining</w:t>
+            </w:r>
+            <w:r>
+              <w:rPr>
+                <w:bCs/>
+              </w:rPr>
+              <w:t xml:space="preserve"> the wording</w:t>
+            </w:r>
+            <w:r>
+              <w:rPr>
+                <w:bCs/>
+              </w:rPr>
+              <w:t xml:space="preserve"> of the slides</w:t>
+            </w:r>
+            <w:r>
+              <w:rPr>
+                <w:bCs/>
+              </w:rPr>
+              <w:t>.</w:t>
+            </w:r>
+            <w:r>
+              <w:rPr>
+                <w:bCs/>
+              </w:rPr>
+              <w:t xml:space="preserve"> </w:t>
+            </w:r>
+          </w:p>
+          <w:p>
+            <w:pPr>
+              <w:rPr>
+                <w:bCs/>
+              </w:rPr>
+            </w:pPr>
+            <w:r>
+              <w:rPr>
+                <w:bCs/>
+              </w:rPr>
               <w:t>093</w:t>
             </w:r>
             <w:r>
               <w:rPr>
                 <w:bCs/>
               </w:rPr>
-              <w:t>0 Pro interview tips. Dress up nice, have a good handshake.</w:t>
+              <w:t xml:space="preserve">0 </w:t>
+            </w:r>
+            <w:r>
+              <w:rPr>
+                <w:bCs/>
+              </w:rPr>
+              <w:t>Bryce gives p</w:t>
+            </w:r>
+            <w:r>
+              <w:rPr>
+                <w:bCs/>
+              </w:rPr>
+              <w:t>ro interview tips</w:t>
+            </w:r>
+            <w:r>
+              <w:rPr>
+                <w:bCs/>
+              </w:rPr>
+              <w:t xml:space="preserve"> for </w:t>
+            </w:r>
+            <w:r>
+              <w:rPr>
+                <w:bCs/>
+              </w:rPr>
+              <w:t>presentation/Summer of Tech</w:t>
+            </w:r>
+            <w:r>
+              <w:rPr>
+                <w:bCs/>
+              </w:rPr>
+              <w:t>. Dress up nice, have a good handshake.</w:t>
             </w:r>
           </w:p>
           <w:p>
@@ -1367,19 +1539,47 @@
               <w:rPr>
                 <w:bCs/>
               </w:rPr>
-              <w:t xml:space="preserve">5 PuTTy and such for Matt/Olivia to access </w:t>
-            </w:r>
-            <w:r>
-              <w:rPr>
-                <w:bCs/>
-              </w:rPr>
-              <w:t>Bryce’s Ollama server</w:t>
-            </w:r>
-            <w:r>
-              <w:rPr>
-                <w:bCs/>
-              </w:rPr>
-              <w:t>.z`</w:t>
+              <w:t xml:space="preserve">5 </w:t>
+            </w:r>
+            <w:proofErr w:type="spellStart"/>
+            <w:r>
+              <w:rPr>
+                <w:bCs/>
+              </w:rPr>
+              <w:t>PuTTy</w:t>
+            </w:r>
+            <w:proofErr w:type="spellEnd"/>
+            <w:r>
+              <w:rPr>
+                <w:bCs/>
+              </w:rPr>
+              <w:t xml:space="preserve"> and such for Matt/Olivia to access </w:t>
+            </w:r>
+            <w:r>
+              <w:rPr>
+                <w:bCs/>
+              </w:rPr>
+              <w:t xml:space="preserve">Bryce’s </w:t>
+            </w:r>
+            <w:proofErr w:type="spellStart"/>
+            <w:r>
+              <w:rPr>
+                <w:bCs/>
+              </w:rPr>
+              <w:t>Ollama</w:t>
+            </w:r>
+            <w:proofErr w:type="spellEnd"/>
+            <w:r>
+              <w:rPr>
+                <w:bCs/>
+              </w:rPr>
+              <w:t xml:space="preserve"> server</w:t>
+            </w:r>
+            <w:r>
+              <w:rPr>
+                <w:bCs/>
+              </w:rPr>
+              <w:t>.</w:t>
             </w:r>
           </w:p>
         </w:tc>
